--- a/PZ_mental_health.docx
+++ b/PZ_mental_health.docx
@@ -5154,7 +5154,7 @@
       <w:r>
         <w:drawing>
           <wp:inline distT="0" distB="0" distL="0" distR="0">
-            <wp:extent cx="6286500" cy="3286125"/>
+            <wp:extent cx="6286500" cy="3267075"/>
             <wp:effectExtent t="0" r="0" b="0" l="0"/>
             <wp:docPr id="1" name="" descr="" title=""/>
             <wp:cNvGraphicFramePr>
@@ -5179,7 +5179,7 @@
                   <pic:spPr bwMode="auto">
                     <a:xfrm>
                       <a:off x="0" y="0"/>
-                      <a:ext cx="6286500" cy="3286125"/>
+                      <a:ext cx="6286500" cy="3267075"/>
                     </a:xfrm>
                     <a:prstGeom prst="rect">
                       <a:avLst/>

--- a/PZ_mental_health.docx
+++ b/PZ_mental_health.docx
@@ -1744,7 +1744,7 @@
                 <w:sz w:val="24"/>
                 <w:szCs w:val="24"/>
               </w:rPr>
-              <w:t xml:space="preserve">Студент – Тест – Психолог</w:t>
+              <w:t xml:space="preserve">Студент – Тест</w:t>
             </w:r>
           </w:p>
         </w:tc>
@@ -1775,7 +1775,7 @@
                 <w:sz w:val="24"/>
                 <w:szCs w:val="24"/>
               </w:rPr>
-              <w:t xml:space="preserve">N : M : L</w:t>
+              <w:t xml:space="preserve">N : M</w:t>
             </w:r>
           </w:p>
         </w:tc>
@@ -1837,7 +1837,7 @@
                 <w:sz w:val="24"/>
                 <w:szCs w:val="24"/>
               </w:rPr>
-              <w:t xml:space="preserve">Каждый студент может проходить много тестов, и каждый тест может быть пройден многими студентами. Каждое прохождение фиксируется в системе и привязано к конкретному психологу-куратору, который отвечает за интерпретацию его результата. Один психолог-куратор может вести множество прохождений по нескольким студентам и тестам одновременно. Связь становится слабой сущностью «Протокол тестирования».</w:t>
+              <w:t xml:space="preserve">Каждый студент может проходить много тестов, и каждый тест может быть пройден многими студентами. Каждое прохождение фиксируется в системе как отдельная запись с датой, набранным баллом и определённым по его итогу уровнем стресса. Связь становится слабой сущностью «Протокол тестирования».</w:t>
             </w:r>
           </w:p>
         </w:tc>
@@ -2246,7 +2246,7 @@
                 <w:sz w:val="24"/>
                 <w:szCs w:val="24"/>
               </w:rPr>
-              <w:t xml:space="preserve">L : N</w:t>
+              <w:t xml:space="preserve">M : N</w:t>
             </w:r>
           </w:p>
         </w:tc>
@@ -5143,7 +5143,7 @@
           <w:sz w:val="28"/>
           <w:szCs w:val="28"/>
         </w:rPr>
-        <w:t xml:space="preserve">Построим ER-диаграмму концептуальной модели данных для предметной области «Мониторинг ментального здоровья» (см. рисунок 2). Прямоугольниками обозначены сущности, ромбами — связи между ними, овалами — ключевые атрибуты сущностей и атрибуты связей. Кардинальность связей обозначена символами 1, M, N и L у соответствующих концов линий. На диаграмме показаны главные связи, преобразуемые далее в слабые сущности; простые бинарные связи 1:N (Составляет, Относится к категории) на этапе физического проектирования реализуются добавлением внешних ключей и поэтому опущены. Концептуальная модель намеренно содержит минимальный набор сущностей; ключевые справочники-словари предметной области («Категория теста», «Уровень стресса») показаны на ней как полноценные сущности, остальные справочники вырастают из связей при переходе к логической модели.</w:t>
+        <w:t xml:space="preserve">Построим ER-диаграмму концептуальной модели данных для предметной области «Мониторинг ментального здоровья» (см. рисунок 2). Прямоугольниками обозначены сущности, ромбами — связи между ними, овалами — ключевые атрибуты сущностей и атрибуты связей. Кардинальность связей обозначена символами 1, M и N у соответствующих концов линий. На диаграмме показаны главные связи, преобразуемые далее в слабые сущности; простые бинарные связи 1:N (Составляет, Относится к категории) на этапе физического проектирования реализуются добавлением внешних ключей и поэтому опущены. Концептуальная модель намеренно содержит минимальный набор сущностей; ключевые справочники-словари предметной области («Категория теста», «Уровень стресса») показаны на ней как полноценные сущности, остальные справочники вырастают из связей при переходе к логической модели.</w:t>
       </w:r>
     </w:p>
     <w:p>
@@ -5222,7 +5222,7 @@
           <w:sz w:val="28"/>
           <w:szCs w:val="28"/>
         </w:rPr>
-        <w:t xml:space="preserve">На основе вышеприведённых результатов анализа предметной области и концептуальной модели базы данных построим ER-диаграмму логической модели базы данных (см. рисунок 3). Логическая модель фиксирует только то, что хранится в базе данных: отношения, их атрибуты, потенциальные (PK) и внешние (FK) ключи и связи между отношениями; типы данных на логическом уровне не указываются и добавляются на физической модели (см. п. 2.2.4). На логической модели многоарные связи преобразованы в слабые сущности с естественными ключами; каждое отношение представлено отдельным блоком с указанием ключевых атрибутов (PK), внешних ключей (FK) и составных ключей (PK, FK). В модель включены все справочники-словари системы («Роль», «Статус прохождения», «Журнал аудита» и др.), а расположение отношений повторяет компоновку концептуальной модели (рисунок 2).</w:t>
+        <w:t xml:space="preserve">На основе вышеприведённых результатов анализа предметной области и концептуальной модели базы данных построим ER-диаграмму логической модели базы данных (см. рисунок 3). Логическая модель фиксирует только то, что хранится в базе данных: отношения, их атрибуты, потенциальные (PK) и внешние (FK) ключи и связи между отношениями; типы данных на логическом уровне не указываются и добавляются на физической модели (см. п. 2.2.4). На логической модели связи «многие ко многим» преобразованы в слабые сущности с естественными ключами; каждое отношение представлено отдельным блоком с указанием ключевых атрибутов (PK), внешних ключей (FK) и составных ключей (PK, FK). В модель включены все справочники-словари системы («Роль», «Статус прохождения», «Журнал аудита» и др.), а расположение отношений повторяет компоновку концептуальной модели (рисунок 2).</w:t>
       </w:r>
     </w:p>
     <w:p>
@@ -5356,7 +5356,7 @@
           <w:sz w:val="28"/>
           <w:szCs w:val="28"/>
         </w:rPr>
-        <w:t xml:space="preserve">Преобразуем связь «Прохождение теста» (тернарную, кардинальности N : M : L) на три бинарные связи «Один ко многим». Для этого образуем новую слабую сущность «Протокол тестирования» с естественным первичным ключом «Номер протокола тестирования», благодаря этому мы получаем три связи: «Студент – Протокол тестирования», «Тест – Протокол тестирования», «Психолог – Протокол тестирования» (психолог-куратор), все с кардинальностью «Один ко многим» (см. рисунок 4). Атрибуты «Балл» и «Дата прохождения», которые в концептуальной модели относились к связи, теперь являются собственными атрибутами слабой сущности.</w:t>
+        <w:t xml:space="preserve">Преобразуем бинарную связь «Прохождение теста» с кардинальностью «Многие ко многим» (N : M) в две бинарные связи «Один ко многим». Для этого образуем новую слабую сущность «Протокол тестирования» с естественным первичным ключом «Номер протокола тестирования», благодаря этому мы получаем две связи: «Студент – Протокол тестирования» и «Тест – Протокол тестирования», обе с кардинальностью «Один ко многим» (см. рисунок 4). Атрибуты «Балл» и «Дата прохождения», которые в концептуальной модели относились к связи, теперь являются собственными атрибутами слабой сущности.</w:t>
       </w:r>
     </w:p>
     <w:p>
@@ -5367,7 +5367,7 @@
       <w:r>
         <w:drawing>
           <wp:inline distT="0" distB="0" distL="0" distR="0">
-            <wp:extent cx="5524500" cy="2038350"/>
+            <wp:extent cx="5524500" cy="1057275"/>
             <wp:effectExtent t="0" r="0" b="0" l="0"/>
             <wp:docPr id="1" name="" descr="" title=""/>
             <wp:cNvGraphicFramePr>
@@ -5392,7 +5392,7 @@
                   <pic:spPr bwMode="auto">
                     <a:xfrm>
                       <a:off x="0" y="0"/>
-                      <a:ext cx="5524500" cy="2038350"/>
+                      <a:ext cx="5524500" cy="1057275"/>
                     </a:xfrm>
                     <a:prstGeom prst="rect">
                       <a:avLst/>
@@ -5416,7 +5416,7 @@
           <w:sz w:val="28"/>
           <w:szCs w:val="28"/>
         </w:rPr>
-        <w:t xml:space="preserve">Рисунок 4 – Преобразование многоарной связи «Прохождение теста»</w:t>
+        <w:t xml:space="preserve">Рисунок 4 – Преобразование бинарной связи «Прохождение теста»</w:t>
       </w:r>
     </w:p>
     <w:p>
@@ -23724,7 +23724,7 @@
           <w:sz w:val="28"/>
           <w:szCs w:val="28"/>
         </w:rPr>
-        <w:t xml:space="preserve">Разработана клиентская часть на платформе Java 17 / Spring Boot 3.2 / Spring Security / Thymeleaf, реализующая роли студента, психолога и администратора с разграничением доступа на уровне URL и методов. Реализованы основные сценарии: регистрация и авторизация, прохождение теста с автоматическим расчётом уровня стресса, просмотр истории и динамики, управление тестами и рекомендациями, прямое управление таблицами БД. Особое внимание было уделено архитектуре системы и связям между сущностями: тернарная связь «Прохождение теста» преобразована в слабую сущность «Протокол тестирования»; M:N-связи «Курирует», «Специализируется» и «Формулирует рекомендацию» преобразованы в junction-таблицу и слабые сущности с естественными первичными ключами; целостность связей контролируется внешними ключами с продуманными правилами каскадного удаления и блокировки.</w:t>
+        <w:t xml:space="preserve">Разработана клиентская часть на платформе Java 17 / Spring Boot 3.2 / Spring Security / Thymeleaf, реализующая роли студента, психолога и администратора с разграничением доступа на уровне URL и методов. Реализованы основные сценарии: регистрация и авторизация, прохождение теста с автоматическим расчётом уровня стресса, просмотр истории и динамики, управление тестами и рекомендациями, прямое управление таблицами БД. Особое внимание было уделено архитектуре системы и связям между сущностями: связь «Прохождение теста» (M:N) преобразована в слабую сущность «Протокол тестирования»; M:N-связи «Курирует», «Специализируется» и «Формулирует рекомендацию» преобразованы в слабые сущности и junction-таблицу с естественными первичными ключами; целостность связей контролируется внешними ключами с продуманными правилами каскадного удаления и блокировки.</w:t>
       </w:r>
     </w:p>
     <w:p>

--- a/PZ_mental_health.docx
+++ b/PZ_mental_health.docx
@@ -16812,7 +16812,7 @@
       <w:r>
         <w:drawing>
           <wp:inline distT="0" distB="0" distL="0" distR="0">
-            <wp:extent cx="5334000" cy="3390900"/>
+            <wp:extent cx="5334000" cy="4171950"/>
             <wp:effectExtent t="0" r="0" b="0" l="0"/>
             <wp:docPr id="1" name="" descr="" title=""/>
             <wp:cNvGraphicFramePr>
@@ -16837,7 +16837,7 @@
                   <pic:spPr bwMode="auto">
                     <a:xfrm>
                       <a:off x="0" y="0"/>
-                      <a:ext cx="5334000" cy="3390900"/>
+                      <a:ext cx="5334000" cy="4171950"/>
                     </a:xfrm>
                     <a:prstGeom prst="rect">
                       <a:avLst/>
